--- a/transcripts/mary-grove.docx
+++ b/transcripts/mary-grove.docx
@@ -17,17 +17,47 @@
     </w:p>
     <w:p>
       <w:r>
-        <w:t xml:space="preserve">Well, Johan, thanks for having me on the show. I'm a big big fan of your work and appreciate the the opportunity to chat and yes, as uh as you said. So, so my name is Mary Grove. I am managing partner at Bread and Butter Ventures and just thrilled to be, you know, working in pursuit of of building uh a venture capital firm from the Midwest to support and invest in founders nationally in a few key sectors. And so the story of of bread and butter and the story of how I came to the work just to back up a bit. So my background is has always been in in tech and kind of early stage investing. I was really lucky to grow up in a a scrappy immigrant entrepreneur family where my parents both immigrated separately from Thailand to the US in search of economic opportunity and a chance to build for the family they would go on to create and the family that they were providing for back home. [snorts] And it was inspirational to grow up in this environment. My parents both had backgrounds in healthcare as well. And my mom was an operating room nurse for for 25 years. My dad ran a clinic and um growing up in that environment too informed a lot of the work that I get to do today. So fast forward, I went to college, I studied at at Stanford and you know was very serendipitously in the backyard of of tech in Silicon Valley at a really interesting time and a pivotal moment. So, I was lucky to get to join Google right out of school and thought I would go for one year on the way to law school, but that ballooned into um just shy of 15 years when I when I left</w:t>
-      </w:r>
-    </w:p>
-    <w:p>
-      <w:r>
-        <w:t xml:space="preserve">and it was a a great adventure. So, really got to work on a few things from the IPO deal team when the company went public in 2004 and then worked in a team called new business development helping incubate new product partnerships and work on emerging market expansion for about seven years. and then got to help build what is called today the Google for startups organization which is looking at how does Google leverage its time its talent its technology financial resources to really fuel the next generation of of Google's to be built launch and grow so that was chapter one and and really where I grew my deep love for working with very early stage companies number one and number two this concept that we have an opportunity to democratize access to capital in more places and look at emerging markets whether that's across the United States or across the world and that has been I'd say a throughine of of the work. I love that perspective because an emerging market could be within nationally within borders of a certain country with a country as big as the US. You could consider a state like Minnesota emerging market. Um, right. And you don't really have to leave the borders of the country.</w:t>
-      </w:r>
-    </w:p>
-    <w:p>
-      <w:r>
-        <w:t xml:space="preserve">Emerging in in so many senses of the word, right? There's there's so much opportunity. You're absolutely right. And a lot of when I was at Google, a lot of my work was in emerging markets internationally, right? In the Middle East. Um I spent a lot of time there for example, which was was such a highlight. But in the US, you're right. And if you talk about the democratization of access to capital, for example, still today, 75% of venture capital dollars from a funding perspective still go to three markets. Silicon Valley, New York, and Boston. So if you look at every other ecosystem by definition is emerging in that sense.</w:t>
+        <w:t xml:space="preserve">Well, Johan, thanks for having me on the show.  I'm a big big fan of your work and appreciate the the opportunity to chat and yes, as uh as you said.  So, so my name is Mary Grove.  I am managing partner at Bread and Butter Ventures and just thrilled to be, you know, working in pursuit of of building uh a venture capital firm from the Midwest to support and invest in founders nationally in a few key sectors.</w:t>
+      </w:r>
+    </w:p>
+    <w:p>
+      <w:r>
+        <w:t xml:space="preserve">And so the story of of bread and butter and the story of how I came to the work just to back up a bit.  So my background is has always been in in tech and kind of early stage investing.  I was really lucky to grow up in a a scrappy immigrant entrepreneur family where my parents both immigrated separately from Thailand to the US in search of economic opportunity and a chance to build for the family they would go on to create and the family that they were providing for back home.  [snorts] And it was inspirational to grow up in this environment.</w:t>
+      </w:r>
+    </w:p>
+    <w:p>
+      <w:r>
+        <w:t xml:space="preserve">My parents both had backgrounds in healthcare as well.  And my mom was an operating room nurse for for 25 years.  My dad ran a clinic and um growing up in that environment too informed a lot of the work that I get to do today.  So fast forward, I went to college, I studied at at Stanford and you know was very serendipitously in the backyard of of tech in Silicon Valley at a really interesting time and a pivotal moment.</w:t>
+      </w:r>
+    </w:p>
+    <w:p>
+      <w:r>
+        <w:t xml:space="preserve">So, I was lucky to get to join Google right out of school and thought I would go for one year on the way to law school, but that ballooned into um just shy of 15 years when I when I left</w:t>
+      </w:r>
+    </w:p>
+    <w:p>
+      <w:r>
+        <w:t xml:space="preserve">and it was a a great adventure.  So, really got to work on a few things from the IPO deal team when the company went public in 2004 and then worked in a team called new business development helping incubate new product partnerships and work on emerging market expansion for about seven years.  and then got to help build what is called today the Google for startups organization which is looking at how does Google leverage its time its talent its technology financial resources to really fuel the next generation of of Google's to be built launch and grow so that was chapter one and and really where I grew my deep love for working with very early stage companies number one and number two this concept that we have an opportunity to democratize access to capital in more places and look at emerging markets whether that's across the United States or across the world and that has been I'd say a throughine of of the work.  I love that perspective because an emerging market could be within nationally within borders of a certain country with a country as big as the US.</w:t>
+      </w:r>
+    </w:p>
+    <w:p>
+      <w:r>
+        <w:t xml:space="preserve">You could consider a state like Minnesota emerging market.  Um, right.  And you don't really have to leave the borders of the country.</w:t>
+      </w:r>
+    </w:p>
+    <w:p>
+      <w:r>
+        <w:t xml:space="preserve">Emerging in in so many senses of the word, right?  There's there's so much opportunity.  You're absolutely right.  And a lot of when I was at Google, a lot of my work was in emerging markets internationally, right?</w:t>
+      </w:r>
+    </w:p>
+    <w:p>
+      <w:r>
+        <w:t xml:space="preserve">In the Middle East.  Um I spent a lot of time there for example, which was was such a highlight.  But in the US, you're right.  And if you talk about the democratization of access to capital, for example, still today, 75% of venture capital dollars from a funding perspective still go to three markets.</w:t>
+      </w:r>
+    </w:p>
+    <w:p>
+      <w:r>
+        <w:t xml:space="preserve">Silicon Valley, New York, and Boston.  So if you look at every other ecosystem by definition is emerging in that sense.</w:t>
       </w:r>
     </w:p>
     <w:p>
@@ -92,7 +122,17 @@
     </w:p>
     <w:p>
       <w:r>
-        <w:t xml:space="preserve">it's been concentrated there. And and you're right, a lot of the new funds that are emerging are, you know, AI focused funds. So are we. And I I think it's a good thing that there is more, you know, more activity more funding happening in general and I really don't see borders if you will. So from a breadandbut ventures perspective for example you know we invest nationally in companies in three focus areas. So food tech which is the the tech stack of the global food supply chain digital health which is the you know the tech infrastructure and tech enabled care delivery side of of digital health and then the third is vertical SAS so enterprise SAS more broadly especially focused on supply chain manufacturing future of work and the reason we've chosen those three sectors one it maps to our team's expertise and backgrounds but two I think equally important point it maps to the enterprise backbone in Minnesota, which before I moved here, I I really didn't know. Minnesota is home to the highest concentration of Fortune 500 companies per capita in the nation. And companies that you know and are really familiar with ranging from EcoAB, Cargill, General Mills, Target, 3M, Mayo Clinic, Hormemell, you know, you think about Securian Financial, all headquartered here, right? global companies but headquartered here. We have an unfair advantage in helping companies access market, go to market more quickly by leveraging that. So my counterargument or my my pitch if you will when we're talking with founders or talking with LPs about investing in the in the firm and the funds, it's that we really aren't trying to replicate Silicon Valley and build the next Silicon Valley. We are trying to build in the heart of America in the middle of the country</w:t>
+        <w:t xml:space="preserve">it's been concentrated there.  And and you're right, a lot of the new funds that are emerging are, you know, AI focused funds.  So are we.  And I I think it's a good thing that there is more, you know, more activity more funding happening in general and I really don't see borders if you will.</w:t>
+      </w:r>
+    </w:p>
+    <w:p>
+      <w:r>
+        <w:t xml:space="preserve">So from a breadandbut ventures perspective for example you know we invest nationally in companies in three focus areas.  So food tech which is the the tech stack of the global food supply chain digital health which is the you know the tech infrastructure and tech enabled care delivery side of of digital health and then the third is vertical SAS so enterprise SAS more broadly especially focused on supply chain manufacturing future of work and the reason we've chosen those three sectors one it maps to our team's expertise and backgrounds but two I think equally important point it maps to the enterprise backbone in Minnesota, which before I moved here, I I really didn't know.  Minnesota is home to the highest concentration of Fortune 500 companies per capita in the nation.  And companies that you know and are really familiar with ranging from EcoAB, Cargill, General Mills, Target, 3M, Mayo Clinic, Hormemell, you know, you think about Securian Financial, all headquartered here, right?</w:t>
+      </w:r>
+    </w:p>
+    <w:p>
+      <w:r>
+        <w:t xml:space="preserve">global companies but headquartered here.  We have an unfair advantage in helping companies access market, go to market more quickly by leveraging that.  So my counterargument or my my pitch if you will when we're talking with founders or talking with LPs about investing in the in the firm and the funds, it's that we really aren't trying to replicate Silicon Valley and build the next Silicon Valley. We are trying to build in the heart of America in the middle of the country</w:t>
       </w:r>
     </w:p>
     <w:p>
@@ -102,7 +142,27 @@
     </w:p>
     <w:p>
       <w:r>
-        <w:t xml:space="preserve">I have no um anti-Silicon Valley sentiment. I absolutely love it. I grew up there professionally and I think there's so much merit to it and equally I think there's so much merit just to speak to to our own state now to building unique modes and unique advantages in ecosystems like like the Midwest. One of the modes that I see right away is that your go to market strategy because of the connected network that you have in the Midwest there with those big companies, you could really take innovative technology and find a market really instantaneously if you have a good network. Right? Am I wrong on that? you you can access one of the the beautiful things that we've built is you know how does bread and butter leverage this Minnesota advantage that I speak of? We've done so by building formally what we call the breadandbut innovation circle which is 19 enterprise partners large Fortune 500 large enterprise partners formally working with breadandbut with our companies and with each other right in support of early stage innovation and you're absolutely right Johan that the flywheel of getting insights from industries getting top- down insights on what are their strategic priorities pain points what's around the corner marry that with bottoms up trend depends on what are we seeing? We're seeing 2500 deals top of funnel per year. We're really being able to aggregate themes around what is what's the pulse right now from the ground floor in both directions. So for example in healthcare thinking about um you know the urban rural access challenge thinking about how to enable care delivery at high quality for more people in more places. Thinking through remote patient monitoring chronic care management is been a huge topic. For example food as medicine and addressing long-term health through food at the core is another big theme that's emerging. We're seeing that both from the healthcare side and from the big enterprise side, on the food side, which is really interesting from a supply chain perspective. We're seeing tremendous use cases for leveraging AI to do everything from forecast planning to demand planning to responding to RFPs to managing, you know, customer contracts. And a lot of the automation that we've been talking about for years is really kicking in. But we're able to access from, you know, level zero, if you will, from the ground floor, um, much more quickly, no matter where the companies are based. Being able to work with the corporations here is a is a big big advantage.</w:t>
+        <w:t xml:space="preserve">I have no um anti-Silicon Valley sentiment.  I absolutely love it.  I grew up there professionally and I think there's so much merit to it and equally I think there's so much merit just to speak to to our own state now to building unique modes and unique advantages in ecosystems like like the Midwest.  One of the modes that I see right away is that your go to market strategy because of the connected network that you have in the Midwest there with those big companies, you could really take innovative technology and find a market really instantaneously if you have a good network.</w:t>
+      </w:r>
+    </w:p>
+    <w:p>
+      <w:r>
+        <w:t xml:space="preserve">Right?  Am I wrong on that?  you you can access one of the the beautiful things that we've built is you know how does bread and butter leverage this Minnesota advantage that I speak of?  We've done so by building formally what we call the breadandbut innovation circle which is 19 enterprise partners large Fortune 500 large enterprise partners formally working with breadandbut with our companies and with each other right in support of early stage innovation and you're absolutely right Johan that the flywheel of getting insights from industries getting top- down insights on what are their strategic priorities pain points what's around the corner marry that with bottoms up trend depends on what are we seeing?</w:t>
+      </w:r>
+    </w:p>
+    <w:p>
+      <w:r>
+        <w:t xml:space="preserve">We're seeing 2500 deals top of funnel per year.  We're really being able to aggregate themes around what is what's the pulse right now from the ground floor in both directions.  So for example in healthcare thinking about um you know the urban rural access challenge thinking about how to enable care delivery at high quality for more people in more places.  Thinking through remote patient monitoring chronic care management is been a huge topic.</w:t>
+      </w:r>
+    </w:p>
+    <w:p>
+      <w:r>
+        <w:t xml:space="preserve">For example food as medicine and addressing long-term health through food at the core is another big theme that's emerging.  We're seeing that both from the healthcare side and from the big enterprise side, on the food side, which is really interesting from a supply chain perspective.  We're seeing tremendous use cases for leveraging AI to do everything from forecast planning to demand planning to responding to RFPs to managing, you know, customer contracts.  And a lot of the automation that we've been talking about for years is really kicking in.</w:t>
+      </w:r>
+    </w:p>
+    <w:p>
+      <w:r>
+        <w:t xml:space="preserve">But we're able to access from, you know, level zero, if you will, from the ground floor, um, much more quickly, no matter where the companies are based.  Being able to work with the corporations here is a is a big big advantage.</w:t>
       </w:r>
     </w:p>
     <w:p>
@@ -122,7 +182,32 @@
     </w:p>
     <w:p>
       <w:r>
-        <w:t xml:space="preserve">and you know it feels like the best kept secret but it is really the throughline of that those bread and butter if you will you know sectors of the modern economy and we have seen so much trying to build this permeable membrane between these titans of industry and the emerging tech in their verticals. I'll give you, you know, a recent example of how we have worked with industry. We are, we just led um the round of our newest healthcare investment, a really exciting company called Q rounds that that happens to be based in Minnesota. And they've built a communication platform that is utilized in hospital settings to do two things. One, it optimizes the physician queue of inpatient rounds when the doctor does the rounds in the morning. And at two, it answers that ever important age-old question. You know, when will the doctor be here for the family? Providing time transparency of okay, Mary's in the in the queue for 9:45 is her rounding time. Do you as my family member want to RSVP to join in person? Do you want to join virtually? Oh, the doctor got pulled into a meeting now. That time is pushed out to 10:45. It's it's a health equity play, too, in terms of who has access to be at the bedside. Not everybody can be at the bedside of their loved one for let's say a month. And so it actually allows family members to join and provides real time language support if that's needed. And so we we talk about the workflow optimization on the one hand. It's vertical SAS healthcare SAS. From a patient experience perspective, it's gamechanging and it's super intuitive. And so with Dr. Mike Pittz, the founder and CEO of the company. We met him a few years back when it was an early idea and earlier than Brennan Butter would invest and we stayed in touch, but they were reintroduced to us via Fairview Health System, one of our partners on the enterprise side who had been deploying Hurounds internally for over 2 years and resurfaced it for us saying, "Hey, the ROI data here, the outcome data is incredibly compelling. It's worth, you know, taking a look as I think about the round of funding." So we ended up reconnecting being blown away by what they're building and led their seed round earlier this year. So as an example of keeping that relationship and then also validating with industry early and now trying to lean in to help them scale nationally uh you know Q rounds across the across the country.</w:t>
+        <w:t xml:space="preserve">and you know it feels like the best kept secret but it is really the throughline of that those bread and butter if you will you know sectors of the modern economy and we have seen so much trying to build this permeable membrane between these titans of industry and the emerging tech in their verticals.  I'll give you, you know, a recent example of how we have worked with industry.  We are, we just led um the round of our newest healthcare investment, a really exciting company called Q rounds that that happens to be based in Minnesota.  And they've built a communication platform that is utilized in hospital settings to do two things.</w:t>
+      </w:r>
+    </w:p>
+    <w:p>
+      <w:r>
+        <w:t xml:space="preserve">One, it optimizes the physician queue of inpatient rounds when the doctor does the rounds in the morning.  And at two, it answers that ever important age-old question.  You know, when will the doctor be here for the family?  Providing time transparency of okay, Mary's in the in the queue for 9:45 is her rounding time.</w:t>
+      </w:r>
+    </w:p>
+    <w:p>
+      <w:r>
+        <w:t xml:space="preserve">Do you as my family member want to RSVP to join in person?  Do you want to join virtually?  Oh, the doctor got pulled into a meeting now.  That time is pushed out to 10:45.</w:t>
+      </w:r>
+    </w:p>
+    <w:p>
+      <w:r>
+        <w:t xml:space="preserve">It's it's a health equity play, too, in terms of who has access to be at the bedside.  Not everybody can be at the bedside of their loved one for let's say a month.  And so it actually allows family members to join and provides real time language support if that's needed.  And so we we talk about the workflow optimization on the one hand.</w:t>
+      </w:r>
+    </w:p>
+    <w:p>
+      <w:r>
+        <w:t xml:space="preserve">It's vertical SAS healthcare SAS.  From a patient experience perspective, it's gamechanging and it's super intuitive.  And so with Dr.  Mike Pittz, the founder and CEO of the company.</w:t>
+      </w:r>
+    </w:p>
+    <w:p>
+      <w:r>
+        <w:t xml:space="preserve">We met him a few years back when it was an early idea and earlier than Brennan Butter would invest and we stayed in touch, but they were reintroduced to us via Fairview Health System, one of our partners on the enterprise side who had been deploying Hurounds internally for over 2 years and resurfaced it for us saying, "Hey, the ROI data here, the outcome data is incredibly compelling.  It's worth, you know, taking a look as I think about the round of funding. " So we ended up reconnecting being blown away by what they're building and led their seed round earlier this year.  So as an example of keeping that relationship and then also validating with industry early and now trying to lean in to help them scale nationally uh you know Q rounds across the across the country.</w:t>
       </w:r>
     </w:p>
     <w:p>
@@ -132,7 +217,22 @@
     </w:p>
     <w:p>
       <w:r>
-        <w:t xml:space="preserve">I think that we are in an AI bubble. Absolutely. I don't think we're near the peak of the bubble. And I think AI in a sense is an adjective across building companies or operating or working adapting to this environment. So there are some pure native AI companies. Absolutely. And then there is the adjective across every company I think needs to understand where they are in the AI continuum and have a a look around the corner perspective on that and being able to articulate that in sales meetings with customers with investors with potential investors. And the strategy can actually be we're not embracing AI. we maybe use it internally to optimize our efficiency, but we're not an AI native company. I do think that yes, you're seeing a lot of the the coastal in particular, you know, idea on paper huge valuation out the gate that we saw in a little bit in in 2021 too and we've seen in in previous cycles. But our approach is a fewold. One, absolutely try to remain uh fluent current educated testing building, shipping stuff as a team internally to experiment. Two is trying to you know do lean into tech diligence too when we invest in AI companies which we we absolutely do. And then three is work with the portfolio as I alluded to earlier to understand what what are the AI components of their strategy and then how does that help or hurt our our pitch and I would argue you know I'm a healthcare investor where I spend most of my time investing in B2B technology that sells into health systems health plans provider networks that is a we're in the early innings from an enterprise level adoption still and some of the companies currently having the most success are not lenient to AI</w:t>
+        <w:t xml:space="preserve">I think that we are in an AI bubble.  Absolutely.  I don't think we're near the peak of the bubble.  And I think AI in a sense is an adjective across building companies or operating or working adapting to this environment.</w:t>
+      </w:r>
+    </w:p>
+    <w:p>
+      <w:r>
+        <w:t xml:space="preserve">So there are some pure native AI companies.  Absolutely.  And then there is the adjective across every company I think needs to understand where they are in the AI continuum and have a a look around the corner perspective on that and being able to articulate that in sales meetings with customers with investors with potential investors.  And the strategy can actually be we're not embracing AI.</w:t>
+      </w:r>
+    </w:p>
+    <w:p>
+      <w:r>
+        <w:t xml:space="preserve">we maybe use it internally to optimize our efficiency, but we're not an AI native company.  I do think that yes, you're seeing a lot of the the coastal in particular, you know, idea on paper huge valuation out the gate that we saw in a little bit in in 2021 too and we've seen in in previous cycles.  But our approach is a fewold.  One, absolutely try to remain uh fluent current educated testing building, shipping stuff as a team internally to experiment.</w:t>
+      </w:r>
+    </w:p>
+    <w:p>
+      <w:r>
+        <w:t xml:space="preserve">Two is trying to you know do lean into tech diligence too when we invest in AI companies which we we absolutely do. And then three is work with the portfolio as I alluded to earlier to understand what what are the AI components of their strategy and then how does that help or hurt our our pitch and I would argue you know I'm a healthcare investor where I spend most of my time investing in B2B technology that sells into health systems health plans provider networks that is a we're in the early innings from an enterprise level adoption still and some of the companies currently having the most success are not lenient to AI</w:t>
       </w:r>
     </w:p>
     <w:p>
@@ -147,7 +247,17 @@
     </w:p>
     <w:p>
       <w:r>
-        <w:t xml:space="preserve">I was in I was in college and so and here's the thing. So I have I graduated I joined Google in 2004 as I you know joined as that year the company was going public and so I have enjoyed for most of my career in tech. We've been in a you know a really strong market minus the the 0809 the financial crisis the housing crisis. Um and that time I was working at Google. So from a venture perspective you know we've been enjoying a pretty long run of market conditions and that's changed that's that's you know a general statement I think within specific sectors things have transformed a lot in the last six years with the pandemic as well. Think about, you know, we invest in in the food system and in healthcare. And there were actually tremendous tailwinds for both of those industries coming through the pandemic. A lot of investments in teleaalth and infrastructure, a lot of investments in supply chain, a lot of investments in you know some of the the um the emergency um protocols where regulations were momentarily suspended. For example, in teleaalth, right? reimbursements were flowing. A lot of innovation could be tested during that time actually. So</w:t>
+        <w:t xml:space="preserve">I was in I was in college and so and here's the thing.  So I have I graduated I joined Google in 2004 as I you know joined as that year the company was going public and so I have enjoyed for most of my career in tech.  We've been in a you know a really strong market minus the the 0809 the financial crisis the housing crisis.  Um and that time I was working at Google.</w:t>
+      </w:r>
+    </w:p>
+    <w:p>
+      <w:r>
+        <w:t xml:space="preserve">So from a venture perspective you know we've been enjoying a pretty long run of market conditions and that's changed that's that's you know a general statement I think within specific sectors things have transformed a lot in the last six years with the pandemic as well.  Think about, you know, we invest in in the food system and in healthcare.  And there were actually tremendous tailwinds for both of those industries coming through the pandemic.  A lot of investments in teleaalth and infrastructure, a lot of investments in supply chain, a lot of investments in you know some of the the um the emergency um protocols where regulations were momentarily suspended.</w:t>
+      </w:r>
+    </w:p>
+    <w:p>
+      <w:r>
+        <w:t xml:space="preserve">For example, in teleaalth, right?  reimbursements were flowing.  A lot of innovation could be tested during that time actually. So</w:t>
       </w:r>
     </w:p>
     <w:p>
@@ -177,7 +287,17 @@
     </w:p>
     <w:p>
       <w:r>
-        <w:t xml:space="preserve">Oh, man. I I just remember going down the stairs at my local mall and seeing um Bill Gates on the TV talking about Enarta DVD uh CDs and how encyclopedias on disc were the next big thing. And then there was a small kiosk with uh the internet being demoed on a Netscape navigator browser uh with with with Mr. Starchy Tuberhead and like it was like the formation 9697 the formation of the internet right there and and how people viewed it differently. Um even a titan like Bill Gates and how they pivoted too with Internet Explorer. But uh it it's just a great it was so hypy very hypy at the time. You you had the word internet or you had the word web in your name. It was people playing stocks. It it it felt very similar to nowadays.</w:t>
+        <w:t xml:space="preserve">Oh, man.  I I just remember going down the stairs at my local mall and seeing um Bill Gates on the TV talking about Enarta DVD uh CDs and how encyclopedias on disc were the next big thing.  And then there was a small kiosk with uh the internet being demoed on a Netscape navigator browser uh with with with Mr.  Starchy Tuberhead and like it was like the formation 9697 the formation of the internet right there and and how people viewed it differently.</w:t>
+      </w:r>
+    </w:p>
+    <w:p>
+      <w:r>
+        <w:t xml:space="preserve">Um even a titan like Bill Gates and how they pivoted too with Internet Explorer.  But uh it it's just a great it was so hypy very hypy at the time.  You you had the word internet or you had the word web in your name.  It was people playing stocks.</w:t>
+      </w:r>
+    </w:p>
+    <w:p>
+      <w:r>
+        <w:t xml:space="preserve">It it it felt very similar to nowadays.</w:t>
       </w:r>
     </w:p>
     <w:p>
@@ -232,7 +352,12 @@
     </w:p>
     <w:p>
       <w:r>
-        <w:t xml:space="preserve">Gosh, that's a great question. I wish I had a crystal ball. I think it I think it could be. It does feel like we've entered a new era and it's it's happening fast. I have a lot of you know there's I have concern for example about the environmental impact and some of the longer term elements that we are talking about as front and center right now but I I do think and just robotics in general too has been an area we've spent a lot of time investing in specifically currently with respect to the to our food tech investing and the supply chain and restaurant tech right we have a an awesome company called XRobotics that is robotics and automation for within the restaurant setting and they're live within um with within the pizza preparation line for example at at restaurants and just thinking through that future where it feels like you know it was a movie 10 years ago and we're actually seeing from a supply chain logistics manufacturing a lot is happening from that from the automation side so I I do think it is the next frontier of how we think about labor of how we think about workforce of how we think about communication and I'm very cognizant to that I feel fortunate to be in that generation that I think has will have experience and bridge both analog digital and I don't know if you AI it's third category right we had the VH</w:t>
+        <w:t xml:space="preserve">Gosh, that's a great question.  I wish I had a crystal ball.  I think it I think it could be.  It does feel like we've entered a new era and it's it's happening fast.</w:t>
+      </w:r>
+    </w:p>
+    <w:p>
+      <w:r>
+        <w:t xml:space="preserve">I have a lot of you know there's I have concern for example about the environmental impact and some of the longer term elements that we are talking about as front and center right now but I I do think and just robotics in general too has been an area we've spent a lot of time investing in specifically currently with respect to the to our food tech investing and the supply chain and restaurant tech right we have a an awesome company called XRobotics that is robotics and automation for within the restaurant setting and they're live within um with within the pizza preparation line for example at at restaurants and just thinking through that future where it feels like you know it was a movie 10 years ago and we're actually seeing from a supply chain logistics manufacturing a lot is happening from that from the automation side so I I do think it is the next frontier of how we think about labor of how we think about workforce of how we think about communication and I'm very cognizant to that I feel fortunate to be in that generation that I think has will have experience and bridge both analog digital and I don't know if you AI it's third category right we had the VH</w:t>
       </w:r>
     </w:p>
     <w:p>
@@ -302,12 +427,22 @@
     </w:p>
     <w:p>
       <w:r>
-        <w:t xml:space="preserve">Yeah. And I think in in the because of growing up at Google professionally all those years, I've always uh hoped to be, you know, such an early adopter and on the aggressive side of of all of that. And I remember um you know, my husband was really early at YouTube and he built out the news and politics team there, too. The first time that YouTube was used in a presidential election was the '08 presidential race. and you know this the hope and promise of what the internet what social media could be in these contexts. And you fast forward, you know, a couple decades later and you see how that has evolved right into the the fake news and and some of the challenges of you we we we build so rapidly that sometimes the the community parameters around that or the regulatory framework around that isn't built in parallel. And so I think it's thinking trying to to step back amidst all the excitement and and actually think at a systems level to your point about what are the what are the long-term implications and what do we need in place to navigate that thoughtfully before it is a disaster to to fix.</w:t>
-      </w:r>
-    </w:p>
-    <w:p>
-      <w:r>
-        <w:t xml:space="preserve">Yeah, it's an exciting time to be alive. um what what keeps you the and I and I really did like that point that you had about um human- centered and um it it AI is really giving people the opportunity to say do you embrace parts of humanity, you know, like do you cherish it even? And I and I think I have a thesis of why like the TCG market, the comic market, the collectibles market is doing really well because the these are are artifacts of human sort of like culture. Um, and it's just uh people equate it with like a on a human level, right? Like they've played games with Pokemon and Magic and all of these different comics and and that's why it's going nuts right now. So, so that's kind of like my thesis on on why that is.</w:t>
+        <w:t xml:space="preserve">Yeah.  And I think in in the because of growing up at Google professionally all those years, I've always uh hoped to be, you know, such an early adopter and on the aggressive side of of all of that.  And I remember um you know, my husband was really early at YouTube and he built out the news and politics team there, too.  The first time that YouTube was used in a presidential election was the '08 presidential race.</w:t>
+      </w:r>
+    </w:p>
+    <w:p>
+      <w:r>
+        <w:t xml:space="preserve">and you know this the hope and promise of what the internet what social media could be in these contexts.  And you fast forward, you know, a couple decades later and you see how that has evolved right into the the fake news and and some of the challenges of you we we we build so rapidly that sometimes the the community parameters around that or the regulatory framework around that isn't built in parallel.  And so I think it's thinking trying to to step back amidst all the excitement and and actually think at a systems level to your point about what are the what are the long-term implications and what do we need in place to navigate that thoughtfully before it is a disaster to to fix.</w:t>
+      </w:r>
+    </w:p>
+    <w:p>
+      <w:r>
+        <w:t xml:space="preserve">Yeah, it's an exciting time to be alive.  um what what keeps you the and I and I really did like that point that you had about um human- centered and um it it AI is really giving people the opportunity to say do you embrace parts of humanity, you know, like do you cherish it even?  And I and I think I have a thesis of why like the TCG market, the comic market, the collectibles market is doing really well because the these are are artifacts of human sort of like culture.  Um, and it's just uh people equate it with like a on a human level, right?</w:t>
+      </w:r>
+    </w:p>
+    <w:p>
+      <w:r>
+        <w:t xml:space="preserve">Like they've played games with Pokemon and Magic and all of these different comics and and that's why it's going nuts right now.  So, so that's kind of like my thesis on on why that is.</w:t>
       </w:r>
     </w:p>
     <w:p>
@@ -352,7 +487,12 @@
     </w:p>
     <w:p>
       <w:r>
-        <w:t xml:space="preserve">Sure. Some of the things I'm excited about I there's such a sense of and and the business model of venture, right, is 100%. It's financial return. We we know the business model and we're we're we're laser focused on that. And I I believe I feel so fortunate that the sectors that we have that we have chosen to invest in that we get to invest in every day are some of the most fundamentally important problems for humanity around the food supply chain, around healthcare, you know, around the future of of the planet. I I truly feel it's a joy and a privilege and an intellectual gift frankly to see thousands of of opportunities a year and then ultimately to roll up the sleeves and go deep with with dozens and we have 85 companies in the portfolio currently and I could you know talk your ear off all day long about some of these solutions for and the power of a company that um I was meeting you know earlier today with with Caitlyn Christine the founder and CEO of Gabby one of our portfolio companies in women's health and Gabby as a as a virtual breast specialist helping drive helping women understand their risk assessment and ultimately drive early detection of breast cancer</w:t>
+        <w:t xml:space="preserve">Sure.  Some of the things I'm excited about I there's such a sense of and and the business model of venture, right, is 100%.  It's financial return.  We we know the business model and we're we're we're laser focused on that.</w:t>
+      </w:r>
+    </w:p>
+    <w:p>
+      <w:r>
+        <w:t xml:space="preserve">And I I believe I feel so fortunate that the sectors that we have that we have chosen to invest in that we get to invest in every day are some of the most fundamentally important problems for humanity around the food supply chain, around healthcare, you know, around the future of of the planet. I I truly feel it's a joy and a privilege and an intellectual gift frankly to see thousands of of opportunities a year and then ultimately to roll up the sleeves and go deep with with dozens and we have 85 companies in the portfolio currently and I could you know talk your ear off all day long about some of these solutions for and the power of a company that um I was meeting you know earlier today with with Caitlyn Christine the founder and CEO of Gabby one of our portfolio companies in women's health and Gabby as a as a virtual breast specialist helping drive helping women understand their risk assessment and ultimately drive early detection of breast cancer</w:t>
       </w:r>
     </w:p>
     <w:p>
@@ -367,12 +507,37 @@
     </w:p>
     <w:p>
       <w:r>
-        <w:t xml:space="preserve">And so, you know, expect to see us being continue to be super active uh in these areas and think about as we usher in the next wave of manufacturing of supply chain. A lot of these industries are operating with analog infrastructure and then that shift to digital is transforming over the next you know 1 2 3 5 10 years. And so Ventures is well positioned for for that. So that's one. Two, to your question about, you know, I love being in that in the underdog um kind of swimming against the current a bit too, if you will. And what we're trying to do from a venture perspective and the business model, that's not new. what is new is volitionally choosing is identifying I think opportunity going there and trying to unlock it and harness it</w:t>
-      </w:r>
-    </w:p>
-    <w:p>
-      <w:r>
-        <w:t xml:space="preserve">nationally from a specific place and that's what I feel we're in the early inning still of our breadandbut thesis around this Minnesota homefield advantage and our innovation circle with our 19 partners we're six years into that strategy now of leveraging of building and leveraging that corporate at work. And I'm so excited because I really think that is the the bread and butter, if you will, of of the team and our work. It's how do we create that flywheel back of industry, you know, companies being built, selling into industry, exiting, doing it again. And we have the opportunity of our lifetime and it's sitting right here. So my call to action, you know, to to folks, whether that be LP Capital, founders, and an interesting stat, so we've raised, you know, we're playing out of our fourth fund now. Collectively, it's almost evenly split. About half our LP capital is from Minnesota based limited partners and about half is from coast to coast and from Boston to the Bay Area, everything in between. And I I really like that because I think that, you know, we aren't trying to build in a silo. We aren't investing in companies only based here. We aren't investing in companies that only serve Minnesota or the Midwest market. What we are trying to do is to shine a light on these incredible opportunities. And we absolutely invest in Silicon Valley, New York, and Boston 100%. We think that, you know, opportunity is everywhere. and to try to build those networks of of helping companies who are based in the middle of the country access capital as partners on the coast. You know, it's it's really to build that one giant impactful ecosystem. So, it's been great, but I it has been it is a challenge when there isn't the same density here. We have phenomenal companies being built here who often will move to the coast right when they hit series A or B or C</w:t>
+        <w:t xml:space="preserve">And so, you know, expect to see us being continue to be super active uh in these areas and think about as we usher in the next wave of manufacturing of supply chain.  A lot of these industries are operating with analog infrastructure and then that shift to digital is transforming over the next you know 1 2 3 5 10 years.  And so Ventures is well positioned for for that.  So that's one.</w:t>
+      </w:r>
+    </w:p>
+    <w:p>
+      <w:r>
+        <w:t xml:space="preserve">Two, to your question about, you know, I love being in that in the underdog um kind of swimming against the current a bit too, if you will.  And what we're trying to do from a venture perspective and the business model, that's not new. what is new is volitionally choosing is identifying I think opportunity going there and trying to unlock it and harness it</w:t>
+      </w:r>
+    </w:p>
+    <w:p>
+      <w:r>
+        <w:t xml:space="preserve">nationally from a specific place and that's what I feel we're in the early inning still of our breadandbut thesis around this Minnesota homefield advantage and our innovation circle with our 19 partners we're six years into that strategy now of leveraging of building and leveraging that corporate at work.  And I'm so excited because I really think that is the the bread and butter, if you will, of of the team and our work.  It's how do we create that flywheel back of industry, you know, companies being built, selling into industry, exiting, doing it again.  And we have the opportunity of our lifetime and it's sitting right here.</w:t>
+      </w:r>
+    </w:p>
+    <w:p>
+      <w:r>
+        <w:t xml:space="preserve">So my call to action, you know, to to folks, whether that be LP Capital, founders, and an interesting stat, so we've raised, you know, we're playing out of our fourth fund now.  Collectively, it's almost evenly split.  About half our LP capital is from Minnesota based limited partners and about half is from coast to coast and from Boston to the Bay Area, everything in between.  And I I really like that because I think that, you know, we aren't trying to build in a silo.</w:t>
+      </w:r>
+    </w:p>
+    <w:p>
+      <w:r>
+        <w:t xml:space="preserve">We aren't investing in companies only based here.  We aren't investing in companies that only serve Minnesota or the Midwest market.  What we are trying to do is to shine a light on these incredible opportunities.  And we absolutely invest in Silicon Valley, New York, and Boston 100%.</w:t>
+      </w:r>
+    </w:p>
+    <w:p>
+      <w:r>
+        <w:t xml:space="preserve">We think that, you know, opportunity is everywhere.  and to try to build those networks of of helping companies who are based in the middle of the country access capital as partners on the coast.  You know, it's it's really to build that one giant impactful ecosystem.  So, it's been great, but I it has been it is a challenge when there isn't the same density here.</w:t>
+      </w:r>
+    </w:p>
+    <w:p>
+      <w:r>
+        <w:t xml:space="preserve">We have phenomenal companies being built here who often will move to the coast right when they hit series A or B or C</w:t>
       </w:r>
     </w:p>
     <w:p>
@@ -387,7 +552,12 @@
     </w:p>
     <w:p>
       <w:r>
-        <w:t xml:space="preserve">controlling the controlling the economic spend of the United States yes it is it is women who control that largely by the percentages moms from a household purchasing perspective and yes you know it's interesting because we have we have a quite a large women's health portfolio and another company you know Delfina in the maternal health space AI powered you know maternal health platform form that does maternal fetal monitoring to predict complications using AI and then to to create and execute a care plan, right, to help um another another great example. But I do think that women are half the population. So we're not when we talk about underserved market, it's underserved absolutely from an investment perspective, but from a from a user perspective, it's maybe the greatest economic opportunity of our time, right? it's to build for the other half of the population. And I'm so excited because a lot of the healthcare models currently have been trained using data that's that's not uh you talk about Gabby, the breast cancer uh detection company I mentioned earlier. Their algorithm is built on the largest most diverse data set in the world, which is so exciting, right? because it's the the current algorithms for breast cancer risk assessment were not trained using data of people who look like me.</w:t>
+        <w:t xml:space="preserve">controlling the controlling the economic spend of the United States yes it is it is women who control that largely by the percentages moms from a household purchasing perspective and yes you know it's interesting because we have we have a quite a large women's health portfolio and another company you know Delfina in the maternal health space AI powered you know maternal health platform form that does maternal fetal monitoring to predict complications using AI and then to to create and execute a care plan, right, to help um another another great example.  But I do think that women are half the population.  So we're not when we talk about underserved market, it's underserved absolutely from an investment perspective, but from a from a user perspective, it's maybe the greatest economic opportunity of our time, right?  it's to build for the other half of the population.</w:t>
+      </w:r>
+    </w:p>
+    <w:p>
+      <w:r>
+        <w:t xml:space="preserve">And I'm so excited because a lot of the healthcare models currently have been trained using data that's that's not uh you talk about Gabby, the breast cancer uh detection company I mentioned earlier.  Their algorithm is built on the largest most diverse data set in the world, which is so exciting, right?  because it's the the current algorithms for breast cancer risk assessment were not trained using data of people who look like me.</w:t>
       </w:r>
     </w:p>
     <w:p>
